--- a/src/data/cover_letters_2026-03-24/sicara_jobs_manager-consultant-senior-ai-advisory_paris.docx
+++ b/src/data/cover_letters_2026-03-24/sicara_jobs_manager-consultant-senior-ai-advisory_paris.docx
@@ -7,7 +7,7 @@
         <w:spacing w:after="0"/>
       </w:pPr>
       <w:r>
-        <w:t>After completing a preparatory class, I enrolled at Télécom Paris where I deepened my technical knowledge while also having the opportunity to study abroad at KTH in Stockholm. I was guided by the intuition that tomorrow's global revolution would be driven by technology, and I therefore wanted to acquire in-depth knowledge in this field.</w:t>
+        <w:t xml:space="preserve">After completing a preparatory class, I enrolled at Télécom Paris where I deepened my technical knowledge while also having the opportunity to study abroad at KTH in Stockholm. I was guided by the intuition that tomorrow's global revolution would be driven by technology, and I therefore wanted to acquire in-depth knowledge in this field. </w:t>
       </w:r>
     </w:p>
     <w:p>
@@ -20,7 +20,7 @@
         <w:spacing w:after="0"/>
       </w:pPr>
       <w:r>
-        <w:t>My early professional career has given me the opportunity to work with high-level figures: Dominique Lagarde, former Director of Human Resources at EDF, and Emmanuelle Wargon, former Minister of Housing. It has also allowed me to work in dynamic and rapidly changing contexts: the energy crisis and the post-COVID pandemic.</w:t>
+        <w:t>My early professional career has given me the opportunity to work with high-level figures: Dominique Lagarde, former Director of Human Resources at EDF, Emmanuelle Wargon, former Minister of Housing, or Elie Azoulay, President of the European Society of Intensive Care. It has also allowed me to work in dynamic and rapidly changing contexts: the energy crisis and the post-COVID pandemic.</w:t>
       </w:r>
     </w:p>
     <w:p>
@@ -33,7 +33,7 @@
         <w:spacing w:after="0"/>
       </w:pPr>
       <w:r>
-        <w:t>These opportunities have allowed me to sharpen my python skills while working with the modern data stack (check my GitHub: https://github.com/ohassanaly). I bridge the gap between those technologies and domain experts to create business value. In doing so, I realized that I have strong presentation and communication skills, and am very good at giving presentations to technical and executive audiences. For instance, I currently teach lectures on data warehouses and artificial intelligence at Paris Cité University to Master's students in health sciences.</w:t>
+        <w:t xml:space="preserve">These opportunities have allowed me to sharpen my python skills while working with the modern data stack (check my GitHub: https://github.com/ohassanaly). I bridge the gap between those technologies and domain experts to create business value. In doing so, I realized that I have strong presentation and communication skills, and am very good at giving presentations to technical and executive audiences. For instance, I currently teach lectures on data warehouses and artificial intelligence at Paris Cité University to Master's students in health sciences. </w:t>
       </w:r>
     </w:p>
     <w:p>
@@ -72,7 +72,7 @@
         <w:spacing w:after="0"/>
       </w:pPr>
       <w:r>
-        <w:t>Dynamic, curious, and aware of the importance of teamwork in order to achieve more, I combine technical expertise with presentation and communication skills. I firmly believe that human interactions help us grow and I am enthusiastic about helping organizations to get the most out of their data assets.</w:t>
+        <w:t xml:space="preserve">Dynamic, curious, and aware of the importance of teamwork in order to achieve more, I combine technical expertise with presentation and communication skills. I firmly believe that human interactions help us grow and I am enthusiastic about helping organizations to get the most out of their data assets. </w:t>
       </w:r>
     </w:p>
     <w:p>
@@ -85,7 +85,7 @@
         <w:spacing w:after="0"/>
       </w:pPr>
       <w:r>
-        <w:t>Joining Theodo's AI Advisory team excites me, as it aligns perfectly with my expertise and passion for guiding organizations in leveraging AI for substantial business impact. My experience in working with complex organizational structures and my ability to transform abstract needs into actionable plans would contribute significantly to the team’s mission. I am eager to bring my trusted advisor skills to help Theodo clients transition from AI experimentation to achieving massive business outcomes, aligning strategic vision with technological reality.</w:t>
+        <w:t>I am particularly interested in the Consultant Senior / Manager AI Advisory role at Theodo Data &amp; AI. The opportunity to contribute to the AI Advisory team and help clients transition from AI experimentation to massive business impact excites me. My experience in working with complex organizational structures and my ability to engage with C-level stakeholders will enable me to thrive in this role. I am eager to contribute to the mission of delivering high-impact AI solutions and to participate in the growth and success of Theodo Data &amp; AI.</w:t>
       </w:r>
     </w:p>
     <w:sectPr>
